--- a/pr-preview/pr-247/bayesian-examples-handout.docx
+++ b/pr-preview/pr-247/bayesian-examples-handout.docx
@@ -15,7 +15,7 @@
         <w:pStyle w:val="Date"/>
       </w:pPr>
       <w:r>
-        <w:t xml:space="preserve">Last modified: 2026-10-16 02:22:08 (PDT)</w:t>
+        <w:t xml:space="preserve">Last modified: 2026-10-16 02:43:34 (PDT)</w:t>
       </w:r>
     </w:p>
     <w:p>
@@ -1718,16 +1718,21 @@
         </m:r>
         <m:sSub>
           <m:e>
-            <m:acc>
-              <m:accPr>
-                <m:chr m:val="̃"/>
-              </m:accPr>
+            <m:limLow>
               <m:e>
                 <m:r>
                   <m:t>x</m:t>
                 </m:r>
               </m:e>
-            </m:acc>
+              <m:lim>
+                <m:r>
+                  <m:rPr>
+                    <m:sty m:val="p"/>
+                  </m:rPr>
+                  <m:t>∼</m:t>
+                </m:r>
+              </m:lim>
+            </m:limLow>
           </m:e>
           <m:sub>
             <m:r>
@@ -1741,16 +1746,21 @@
           </m:rPr>
           <m:t>⋅</m:t>
         </m:r>
-        <m:acc>
-          <m:accPr>
-            <m:chr m:val="̃"/>
-          </m:accPr>
+        <m:limLow>
           <m:e>
             <m:r>
               <m:t>β</m:t>
             </m:r>
           </m:e>
-        </m:acc>
+          <m:lim>
+            <m:r>
+              <m:rPr>
+                <m:sty m:val="p"/>
+              </m:rPr>
+              <m:t>∼</m:t>
+            </m:r>
+          </m:lim>
+        </m:limLow>
       </m:oMath>
       <w:r>
         <w:t xml:space="preserve">,</w:t>
@@ -1788,16 +1798,21 @@
         <w:t xml:space="preserve"> </w:t>
       </w:r>
       <m:oMath>
-        <m:acc>
-          <m:accPr>
-            <m:chr m:val="̃"/>
-          </m:accPr>
+        <m:limLow>
           <m:e>
             <m:r>
               <m:t>β</m:t>
             </m:r>
           </m:e>
-        </m:acc>
+          <m:lim>
+            <m:r>
+              <m:rPr>
+                <m:sty m:val="p"/>
+              </m:rPr>
+              <m:t>∼</m:t>
+            </m:r>
+          </m:lim>
+        </m:limLow>
       </m:oMath>
       <w:r>
         <w:t xml:space="preserve"> </w:t>
@@ -1821,32 +1836,42 @@
           </m:rPr>
           <m:t>(</m:t>
         </m:r>
-        <m:acc>
-          <m:accPr>
-            <m:chr m:val="̃"/>
-          </m:accPr>
+        <m:limLow>
           <m:e>
             <m:r>
               <m:t>β</m:t>
             </m:r>
           </m:e>
-        </m:acc>
+          <m:lim>
+            <m:r>
+              <m:rPr>
+                <m:sty m:val="p"/>
+              </m:rPr>
+              <m:t>∼</m:t>
+            </m:r>
+          </m:lim>
+        </m:limLow>
         <m:r>
           <m:rPr>
             <m:sty m:val="p"/>
           </m:rPr>
           <m:t>∣</m:t>
         </m:r>
-        <m:acc>
-          <m:accPr>
-            <m:chr m:val="̃"/>
-          </m:accPr>
+        <m:limLow>
           <m:e>
             <m:r>
               <m:t>y</m:t>
             </m:r>
           </m:e>
-        </m:acc>
+          <m:lim>
+            <m:r>
+              <m:rPr>
+                <m:sty m:val="p"/>
+              </m:rPr>
+              <m:t>∼</m:t>
+            </m:r>
+          </m:lim>
+        </m:limLow>
         <m:r>
           <m:rPr>
             <m:sty m:val="p"/>
@@ -1973,16 +1998,21 @@
         <w:t xml:space="preserve"> </w:t>
       </w:r>
       <m:oMath>
-        <m:acc>
-          <m:accPr>
-            <m:chr m:val="̃"/>
-          </m:accPr>
+        <m:limLow>
           <m:e>
             <m:r>
               <m:t>β</m:t>
             </m:r>
           </m:e>
-        </m:acc>
+          <m:lim>
+            <m:r>
+              <m:rPr>
+                <m:sty m:val="p"/>
+              </m:rPr>
+              <m:t>∼</m:t>
+            </m:r>
+          </m:lim>
+        </m:limLow>
       </m:oMath>
       <w:r>
         <w:t xml:space="preserve">,</w:t>
@@ -10579,16 +10609,21 @@
           </m:rPr>
           <m:t>(</m:t>
         </m:r>
-        <m:acc>
-          <m:accPr>
-            <m:chr m:val="̃"/>
-          </m:accPr>
+        <m:limLow>
           <m:e>
             <m:r>
               <m:t>y</m:t>
             </m:r>
           </m:e>
-        </m:acc>
+          <m:lim>
+            <m:r>
+              <m:rPr>
+                <m:sty m:val="p"/>
+              </m:rPr>
+              <m:t>∼</m:t>
+            </m:r>
+          </m:lim>
+        </m:limLow>
         <m:r>
           <m:rPr>
             <m:sty m:val="p"/>
@@ -10742,16 +10777,21 @@
             </m:rPr>
             <m:t>∣</m:t>
           </m:r>
-          <m:acc>
-            <m:accPr>
-              <m:chr m:val="̃"/>
-            </m:accPr>
+          <m:limLow>
             <m:e>
               <m:r>
                 <m:t>y</m:t>
               </m:r>
             </m:e>
-          </m:acc>
+            <m:lim>
+              <m:r>
+                <m:rPr>
+                  <m:sty m:val="p"/>
+                </m:rPr>
+                <m:t>∼</m:t>
+              </m:r>
+            </m:lim>
+          </m:limLow>
           <m:r>
             <m:rPr>
               <m:sty m:val="p"/>
@@ -10794,16 +10834,21 @@
                 </m:rPr>
                 <m:t>(</m:t>
               </m:r>
-              <m:acc>
-                <m:accPr>
-                  <m:chr m:val="̃"/>
-                </m:accPr>
+              <m:limLow>
                 <m:e>
                   <m:r>
                     <m:t>y</m:t>
                   </m:r>
                 </m:e>
-              </m:acc>
+                <m:lim>
+                  <m:r>
+                    <m:rPr>
+                      <m:sty m:val="p"/>
+                    </m:rPr>
+                    <m:t>∼</m:t>
+                  </m:r>
+                </m:lim>
+              </m:limLow>
               <m:r>
                 <m:rPr>
                   <m:sty m:val="p"/>
@@ -10904,16 +10949,21 @@
                 </m:rPr>
                 <m:t>(</m:t>
               </m:r>
-              <m:acc>
-                <m:accPr>
-                  <m:chr m:val="̃"/>
-                </m:accPr>
+              <m:limLow>
                 <m:e>
                   <m:r>
                     <m:t>y</m:t>
                   </m:r>
                 </m:e>
-              </m:acc>
+                <m:lim>
+                  <m:r>
+                    <m:rPr>
+                      <m:sty m:val="p"/>
+                    </m:rPr>
+                    <m:t>∼</m:t>
+                  </m:r>
+                </m:lim>
+              </m:limLow>
               <m:r>
                 <m:rPr>
                   <m:sty m:val="p"/>
@@ -11124,16 +11174,21 @@
           </m:rPr>
           <m:t>(</m:t>
         </m:r>
-        <m:acc>
-          <m:accPr>
-            <m:chr m:val="̃"/>
-          </m:accPr>
+        <m:limLow>
           <m:e>
             <m:r>
               <m:t>y</m:t>
             </m:r>
           </m:e>
-        </m:acc>
+          <m:lim>
+            <m:r>
+              <m:rPr>
+                <m:sty m:val="p"/>
+              </m:rPr>
+              <m:t>∼</m:t>
+            </m:r>
+          </m:lim>
+        </m:limLow>
         <m:r>
           <m:rPr>
             <m:sty m:val="p"/>
@@ -11190,16 +11245,21 @@
           </m:rPr>
           <m:t>(</m:t>
         </m:r>
-        <m:acc>
-          <m:accPr>
-            <m:chr m:val="̃"/>
-          </m:accPr>
+        <m:limLow>
           <m:e>
             <m:r>
               <m:t>y</m:t>
             </m:r>
           </m:e>
-        </m:acc>
+          <m:lim>
+            <m:r>
+              <m:rPr>
+                <m:sty m:val="p"/>
+              </m:rPr>
+              <m:t>∼</m:t>
+            </m:r>
+          </m:lim>
+        </m:limLow>
         <m:r>
           <m:rPr>
             <m:sty m:val="p"/>
@@ -11282,16 +11342,21 @@
                 </m:rPr>
                 <m:t>∣</m:t>
               </m:r>
-              <m:acc>
-                <m:accPr>
-                  <m:chr m:val="̃"/>
-                </m:accPr>
+              <m:limLow>
                 <m:e>
                   <m:r>
                     <m:t>y</m:t>
                   </m:r>
                 </m:e>
-              </m:acc>
+                <m:lim>
+                  <m:r>
+                    <m:rPr>
+                      <m:sty m:val="p"/>
+                    </m:rPr>
+                    <m:t>∼</m:t>
+                  </m:r>
+                </m:lim>
+              </m:limLow>
               <m:r>
                 <m:rPr>
                   <m:sty m:val="p"/>
@@ -11400,16 +11465,21 @@
           </m:rPr>
           <m:t>∣</m:t>
         </m:r>
-        <m:acc>
-          <m:accPr>
-            <m:chr m:val="̃"/>
-          </m:accPr>
+        <m:limLow>
           <m:e>
             <m:r>
               <m:t>y</m:t>
             </m:r>
           </m:e>
-        </m:acc>
+          <m:lim>
+            <m:r>
+              <m:rPr>
+                <m:sty m:val="p"/>
+              </m:rPr>
+              <m:t>∼</m:t>
+            </m:r>
+          </m:lim>
+        </m:limLow>
         <m:r>
           <m:rPr>
             <m:sty m:val="p"/>
@@ -11494,16 +11564,21 @@
           </m:rPr>
           <m:t>∣</m:t>
         </m:r>
-        <m:acc>
-          <m:accPr>
-            <m:chr m:val="̃"/>
-          </m:accPr>
+        <m:limLow>
           <m:e>
             <m:r>
               <m:t>y</m:t>
             </m:r>
           </m:e>
-        </m:acc>
+          <m:lim>
+            <m:r>
+              <m:rPr>
+                <m:sty m:val="p"/>
+              </m:rPr>
+              <m:t>∼</m:t>
+            </m:r>
+          </m:lim>
+        </m:limLow>
         <m:r>
           <m:rPr>
             <m:sty m:val="p"/>
@@ -11640,16 +11715,21 @@
             </m:rPr>
             <m:t>∣</m:t>
           </m:r>
-          <m:acc>
-            <m:accPr>
-              <m:chr m:val="̃"/>
-            </m:accPr>
+          <m:limLow>
             <m:e>
               <m:r>
                 <m:t>y</m:t>
               </m:r>
             </m:e>
-          </m:acc>
+            <m:lim>
+              <m:r>
+                <m:rPr>
+                  <m:sty m:val="p"/>
+                </m:rPr>
+                <m:t>∼</m:t>
+              </m:r>
+            </m:lim>
+          </m:limLow>
           <m:r>
             <m:rPr>
               <m:sty m:val="p"/>
@@ -11746,16 +11826,21 @@
             </m:rPr>
             <m:t>,</m:t>
           </m:r>
-          <m:acc>
-            <m:accPr>
-              <m:chr m:val="̃"/>
-            </m:accPr>
+          <m:limLow>
             <m:e>
               <m:r>
                 <m:t>y</m:t>
               </m:r>
             </m:e>
-          </m:acc>
+            <m:lim>
+              <m:r>
+                <m:rPr>
+                  <m:sty m:val="p"/>
+                </m:rPr>
+                <m:t>∼</m:t>
+              </m:r>
+            </m:lim>
+          </m:limLow>
           <m:r>
             <m:rPr>
               <m:sty m:val="p"/>
@@ -11795,16 +11880,21 @@
             </m:rPr>
             <m:t>∣</m:t>
           </m:r>
-          <m:acc>
-            <m:accPr>
-              <m:chr m:val="̃"/>
-            </m:accPr>
+          <m:limLow>
             <m:e>
               <m:r>
                 <m:t>y</m:t>
               </m:r>
             </m:e>
-          </m:acc>
+            <m:lim>
+              <m:r>
+                <m:rPr>
+                  <m:sty m:val="p"/>
+                </m:rPr>
+                <m:t>∼</m:t>
+              </m:r>
+            </m:lim>
+          </m:limLow>
           <m:r>
             <m:rPr>
               <m:sty m:val="p"/>
@@ -11982,16 +12072,21 @@
             </m:rPr>
             <m:t>∣</m:t>
           </m:r>
-          <m:acc>
-            <m:accPr>
-              <m:chr m:val="̃"/>
-            </m:accPr>
+          <m:limLow>
             <m:e>
               <m:r>
                 <m:t>y</m:t>
               </m:r>
             </m:e>
-          </m:acc>
+            <m:lim>
+              <m:r>
+                <m:rPr>
+                  <m:sty m:val="p"/>
+                </m:rPr>
+                <m:t>∼</m:t>
+              </m:r>
+            </m:lim>
+          </m:limLow>
           <m:r>
             <m:rPr>
               <m:sty m:val="p"/>
